--- a/docs/web-spike/screenshots/kitchen-sink-saved.docx
+++ b/docs/web-spike/screenshots/kitchen-sink-saved.docx
@@ -179,7 +179,7 @@
           <w:b/>
           <w:bCs/>
         </w:rPr>
-        <w:t xml:space="preserve">E2EMARKKITCHENSINKMUZLAGP9</w:t>
+        <w:t xml:space="preserve">E2EMARKKITCHENSINKMUZLKA4H</w:t>
       </w:r>
     </w:p>
     <w:tbl>
